--- a/01_MiseEnService/03_ChevilleNAO_01_MiseEnServiceRapide.docx
+++ b/01_MiseEnService/03_ChevilleNAO_01_MiseEnServiceRapide.docx
@@ -1,6 +1,6 @@
 
 <file path=word/document.xml><?xml version="1.0" encoding="utf-8"?>
-<w:document xmlns:wpc="http://schemas.microsoft.com/office/word/2010/wordprocessingCanvas" xmlns:cx="http://schemas.microsoft.com/office/drawing/2014/chartex" xmlns:cx1="http://schemas.microsoft.com/office/drawing/2015/9/8/chartex" xmlns:cx2="http://schemas.microsoft.com/office/drawing/2015/10/21/chartex" xmlns:cx3="http://schemas.microsoft.com/office/drawing/2016/5/9/chartex" xmlns:cx4="http://schemas.microsoft.com/office/drawing/2016/5/10/chartex" xmlns:cx5="http://schemas.microsoft.com/office/drawing/2016/5/11/chartex" xmlns:cx6="http://schemas.microsoft.com/office/drawing/2016/5/12/chartex" xmlns:cx7="http://schemas.microsoft.com/office/drawing/2016/5/13/chartex" xmlns:cx8="http://schemas.microsoft.com/office/drawing/2016/5/14/chartex" xmlns:mc="http://schemas.openxmlformats.org/markup-compatibility/2006" xmlns:aink="http://schemas.microsoft.com/office/drawing/2016/ink" xmlns:am3d="http://schemas.microsoft.com/office/drawing/2017/model3d" xmlns:o="urn:schemas-microsoft-com:office:office" xmlns:r="http://schemas.openxmlformats.org/officeDocument/2006/relationships" xmlns:m="http://schemas.openxmlformats.org/officeDocument/2006/math" xmlns:v="urn:schemas-microsoft-com:vml" xmlns:wp14="http://schemas.microsoft.com/office/word/2010/wordprocessingDrawing" xmlns:wp="http://schemas.openxmlformats.org/drawingml/2006/wordprocessingDrawing" xmlns:w10="urn:schemas-microsoft-com:office:word" xmlns:w="http://schemas.openxmlformats.org/wordprocessingml/2006/main" xmlns:w14="http://schemas.microsoft.com/office/word/2010/wordml" xmlns:w15="http://schemas.microsoft.com/office/word/2012/wordml" xmlns:w16cex="http://schemas.microsoft.com/office/word/2018/wordml/cex" xmlns:w16cid="http://schemas.microsoft.com/office/word/2016/wordml/cid" xmlns:w16="http://schemas.microsoft.com/office/word/2018/wordml" xmlns:w16sdtdh="http://schemas.microsoft.com/office/word/2020/wordml/sdtdatahash" xmlns:w16se="http://schemas.microsoft.com/office/word/2015/wordml/symex" xmlns:wpg="http://schemas.microsoft.com/office/word/2010/wordprocessingGroup" xmlns:wpi="http://schemas.microsoft.com/office/word/2010/wordprocessingInk" xmlns:wne="http://schemas.microsoft.com/office/word/2006/wordml" xmlns:wps="http://schemas.microsoft.com/office/word/2010/wordprocessingShape" mc:Ignorable="w14 w15 w16se w16cid w16 w16cex w16sdtdh wp14">
+<w:document xmlns:wpc="http://schemas.microsoft.com/office/word/2010/wordprocessingCanvas" xmlns:cx="http://schemas.microsoft.com/office/drawing/2014/chartex" xmlns:cx1="http://schemas.microsoft.com/office/drawing/2015/9/8/chartex" xmlns:cx2="http://schemas.microsoft.com/office/drawing/2015/10/21/chartex" xmlns:cx3="http://schemas.microsoft.com/office/drawing/2016/5/9/chartex" xmlns:cx4="http://schemas.microsoft.com/office/drawing/2016/5/10/chartex" xmlns:cx5="http://schemas.microsoft.com/office/drawing/2016/5/11/chartex" xmlns:cx6="http://schemas.microsoft.com/office/drawing/2016/5/12/chartex" xmlns:cx7="http://schemas.microsoft.com/office/drawing/2016/5/13/chartex" xmlns:cx8="http://schemas.microsoft.com/office/drawing/2016/5/14/chartex" xmlns:mc="http://schemas.openxmlformats.org/markup-compatibility/2006" xmlns:aink="http://schemas.microsoft.com/office/drawing/2016/ink" xmlns:am3d="http://schemas.microsoft.com/office/drawing/2017/model3d" xmlns:o="urn:schemas-microsoft-com:office:office" xmlns:oel="http://schemas.microsoft.com/office/2019/extlst" xmlns:r="http://schemas.openxmlformats.org/officeDocument/2006/relationships" xmlns:m="http://schemas.openxmlformats.org/officeDocument/2006/math" xmlns:v="urn:schemas-microsoft-com:vml" xmlns:wp14="http://schemas.microsoft.com/office/word/2010/wordprocessingDrawing" xmlns:wp="http://schemas.openxmlformats.org/drawingml/2006/wordprocessingDrawing" xmlns:w10="urn:schemas-microsoft-com:office:word" xmlns:w="http://schemas.openxmlformats.org/wordprocessingml/2006/main" xmlns:w14="http://schemas.microsoft.com/office/word/2010/wordml" xmlns:w15="http://schemas.microsoft.com/office/word/2012/wordml" xmlns:w16cex="http://schemas.microsoft.com/office/word/2018/wordml/cex" xmlns:w16cid="http://schemas.microsoft.com/office/word/2016/wordml/cid" xmlns:w16="http://schemas.microsoft.com/office/word/2018/wordml" xmlns:w16du="http://schemas.microsoft.com/office/word/2023/wordml/word16du" xmlns:w16sdtdh="http://schemas.microsoft.com/office/word/2020/wordml/sdtdatahash" xmlns:w16sdtfl="http://schemas.microsoft.com/office/word/2024/wordml/sdtformatlock" xmlns:w16se="http://schemas.microsoft.com/office/word/2015/wordml/symex" xmlns:wpg="http://schemas.microsoft.com/office/word/2010/wordprocessingGroup" xmlns:wpi="http://schemas.microsoft.com/office/word/2010/wordprocessingInk" xmlns:wne="http://schemas.microsoft.com/office/word/2006/wordml" xmlns:wps="http://schemas.microsoft.com/office/word/2010/wordprocessingShape" mc:Ignorable="w14 w15 w16se w16cid w16 w16cex w16sdtdh w16sdtfl w16du wp14">
   <w:body>
     <w:p>
       <w:pPr>
@@ -501,7 +501,13 @@
               <w:jc w:val="left"/>
             </w:pPr>
             <w:r>
-              <w:t>Consigne à 30 (erssai1) puis 60 (essai 2)</w:t>
+              <w:t>Consigne à 30 (essai</w:t>
+            </w:r>
+            <w:r>
+              <w:t xml:space="preserve"> </w:t>
+            </w:r>
+            <w:r>
+              <w:t>1) puis 60 (essai 2)</w:t>
             </w:r>
           </w:p>
           <w:p>
@@ -776,7 +782,7 @@
 </file>
 
 <file path=word/endnotes.xml><?xml version="1.0" encoding="utf-8"?>
-<w:endnotes xmlns:wpc="http://schemas.microsoft.com/office/word/2010/wordprocessingCanvas" xmlns:cx="http://schemas.microsoft.com/office/drawing/2014/chartex" xmlns:cx1="http://schemas.microsoft.com/office/drawing/2015/9/8/chartex" xmlns:cx2="http://schemas.microsoft.com/office/drawing/2015/10/21/chartex" xmlns:cx3="http://schemas.microsoft.com/office/drawing/2016/5/9/chartex" xmlns:cx4="http://schemas.microsoft.com/office/drawing/2016/5/10/chartex" xmlns:cx5="http://schemas.microsoft.com/office/drawing/2016/5/11/chartex" xmlns:cx6="http://schemas.microsoft.com/office/drawing/2016/5/12/chartex" xmlns:cx7="http://schemas.microsoft.com/office/drawing/2016/5/13/chartex" xmlns:cx8="http://schemas.microsoft.com/office/drawing/2016/5/14/chartex" xmlns:mc="http://schemas.openxmlformats.org/markup-compatibility/2006" xmlns:aink="http://schemas.microsoft.com/office/drawing/2016/ink" xmlns:am3d="http://schemas.microsoft.com/office/drawing/2017/model3d" xmlns:o="urn:schemas-microsoft-com:office:office" xmlns:r="http://schemas.openxmlformats.org/officeDocument/2006/relationships" xmlns:m="http://schemas.openxmlformats.org/officeDocument/2006/math" xmlns:v="urn:schemas-microsoft-com:vml" xmlns:wp14="http://schemas.microsoft.com/office/word/2010/wordprocessingDrawing" xmlns:wp="http://schemas.openxmlformats.org/drawingml/2006/wordprocessingDrawing" xmlns:w10="urn:schemas-microsoft-com:office:word" xmlns:w="http://schemas.openxmlformats.org/wordprocessingml/2006/main" xmlns:w14="http://schemas.microsoft.com/office/word/2010/wordml" xmlns:w15="http://schemas.microsoft.com/office/word/2012/wordml" xmlns:w16cex="http://schemas.microsoft.com/office/word/2018/wordml/cex" xmlns:w16cid="http://schemas.microsoft.com/office/word/2016/wordml/cid" xmlns:w16="http://schemas.microsoft.com/office/word/2018/wordml" xmlns:w16sdtdh="http://schemas.microsoft.com/office/word/2020/wordml/sdtdatahash" xmlns:w16se="http://schemas.microsoft.com/office/word/2015/wordml/symex" xmlns:wpg="http://schemas.microsoft.com/office/word/2010/wordprocessingGroup" xmlns:wpi="http://schemas.microsoft.com/office/word/2010/wordprocessingInk" xmlns:wne="http://schemas.microsoft.com/office/word/2006/wordml" xmlns:wps="http://schemas.microsoft.com/office/word/2010/wordprocessingShape" mc:Ignorable="w14 w15 w16se w16cid w16 w16cex w16sdtdh wp14">
+<w:endnotes xmlns:wpc="http://schemas.microsoft.com/office/word/2010/wordprocessingCanvas" xmlns:cx="http://schemas.microsoft.com/office/drawing/2014/chartex" xmlns:cx1="http://schemas.microsoft.com/office/drawing/2015/9/8/chartex" xmlns:cx2="http://schemas.microsoft.com/office/drawing/2015/10/21/chartex" xmlns:cx3="http://schemas.microsoft.com/office/drawing/2016/5/9/chartex" xmlns:cx4="http://schemas.microsoft.com/office/drawing/2016/5/10/chartex" xmlns:cx5="http://schemas.microsoft.com/office/drawing/2016/5/11/chartex" xmlns:cx6="http://schemas.microsoft.com/office/drawing/2016/5/12/chartex" xmlns:cx7="http://schemas.microsoft.com/office/drawing/2016/5/13/chartex" xmlns:cx8="http://schemas.microsoft.com/office/drawing/2016/5/14/chartex" xmlns:mc="http://schemas.openxmlformats.org/markup-compatibility/2006" xmlns:aink="http://schemas.microsoft.com/office/drawing/2016/ink" xmlns:am3d="http://schemas.microsoft.com/office/drawing/2017/model3d" xmlns:o="urn:schemas-microsoft-com:office:office" xmlns:oel="http://schemas.microsoft.com/office/2019/extlst" xmlns:r="http://schemas.openxmlformats.org/officeDocument/2006/relationships" xmlns:m="http://schemas.openxmlformats.org/officeDocument/2006/math" xmlns:v="urn:schemas-microsoft-com:vml" xmlns:wp14="http://schemas.microsoft.com/office/word/2010/wordprocessingDrawing" xmlns:wp="http://schemas.openxmlformats.org/drawingml/2006/wordprocessingDrawing" xmlns:w10="urn:schemas-microsoft-com:office:word" xmlns:w="http://schemas.openxmlformats.org/wordprocessingml/2006/main" xmlns:w14="http://schemas.microsoft.com/office/word/2010/wordml" xmlns:w15="http://schemas.microsoft.com/office/word/2012/wordml" xmlns:w16cex="http://schemas.microsoft.com/office/word/2018/wordml/cex" xmlns:w16cid="http://schemas.microsoft.com/office/word/2016/wordml/cid" xmlns:w16="http://schemas.microsoft.com/office/word/2018/wordml" xmlns:w16du="http://schemas.microsoft.com/office/word/2023/wordml/word16du" xmlns:w16sdtdh="http://schemas.microsoft.com/office/word/2020/wordml/sdtdatahash" xmlns:w16sdtfl="http://schemas.microsoft.com/office/word/2024/wordml/sdtformatlock" xmlns:w16se="http://schemas.microsoft.com/office/word/2015/wordml/symex" xmlns:wpg="http://schemas.microsoft.com/office/word/2010/wordprocessingGroup" xmlns:wpi="http://schemas.microsoft.com/office/word/2010/wordprocessingInk" xmlns:wne="http://schemas.microsoft.com/office/word/2006/wordml" xmlns:wps="http://schemas.microsoft.com/office/word/2010/wordprocessingShape" mc:Ignorable="w14 w15 w16se w16cid w16 w16cex w16sdtdh w16sdtfl w16du wp14">
   <w:endnote w:type="separator" w:id="-1">
     <w:p>
       <w:pPr>
@@ -801,7 +807,7 @@
 </file>
 
 <file path=word/footer1.xml><?xml version="1.0" encoding="utf-8"?>
-<w:ftr xmlns:wpc="http://schemas.microsoft.com/office/word/2010/wordprocessingCanvas" xmlns:cx="http://schemas.microsoft.com/office/drawing/2014/chartex" xmlns:cx1="http://schemas.microsoft.com/office/drawing/2015/9/8/chartex" xmlns:cx2="http://schemas.microsoft.com/office/drawing/2015/10/21/chartex" xmlns:cx3="http://schemas.microsoft.com/office/drawing/2016/5/9/chartex" xmlns:cx4="http://schemas.microsoft.com/office/drawing/2016/5/10/chartex" xmlns:cx5="http://schemas.microsoft.com/office/drawing/2016/5/11/chartex" xmlns:cx6="http://schemas.microsoft.com/office/drawing/2016/5/12/chartex" xmlns:cx7="http://schemas.microsoft.com/office/drawing/2016/5/13/chartex" xmlns:cx8="http://schemas.microsoft.com/office/drawing/2016/5/14/chartex" xmlns:mc="http://schemas.openxmlformats.org/markup-compatibility/2006" xmlns:aink="http://schemas.microsoft.com/office/drawing/2016/ink" xmlns:am3d="http://schemas.microsoft.com/office/drawing/2017/model3d" xmlns:o="urn:schemas-microsoft-com:office:office" xmlns:r="http://schemas.openxmlformats.org/officeDocument/2006/relationships" xmlns:m="http://schemas.openxmlformats.org/officeDocument/2006/math" xmlns:v="urn:schemas-microsoft-com:vml" xmlns:wp14="http://schemas.microsoft.com/office/word/2010/wordprocessingDrawing" xmlns:wp="http://schemas.openxmlformats.org/drawingml/2006/wordprocessingDrawing" xmlns:w10="urn:schemas-microsoft-com:office:word" xmlns:w="http://schemas.openxmlformats.org/wordprocessingml/2006/main" xmlns:w14="http://schemas.microsoft.com/office/word/2010/wordml" xmlns:w15="http://schemas.microsoft.com/office/word/2012/wordml" xmlns:w16cex="http://schemas.microsoft.com/office/word/2018/wordml/cex" xmlns:w16cid="http://schemas.microsoft.com/office/word/2016/wordml/cid" xmlns:w16="http://schemas.microsoft.com/office/word/2018/wordml" xmlns:w16sdtdh="http://schemas.microsoft.com/office/word/2020/wordml/sdtdatahash" xmlns:w16se="http://schemas.microsoft.com/office/word/2015/wordml/symex" xmlns:wpg="http://schemas.microsoft.com/office/word/2010/wordprocessingGroup" xmlns:wpi="http://schemas.microsoft.com/office/word/2010/wordprocessingInk" xmlns:wne="http://schemas.microsoft.com/office/word/2006/wordml" xmlns:wps="http://schemas.microsoft.com/office/word/2010/wordprocessingShape" mc:Ignorable="w14 w15 w16se w16cid w16 w16cex w16sdtdh wp14">
+<w:ftr xmlns:wpc="http://schemas.microsoft.com/office/word/2010/wordprocessingCanvas" xmlns:cx="http://schemas.microsoft.com/office/drawing/2014/chartex" xmlns:cx1="http://schemas.microsoft.com/office/drawing/2015/9/8/chartex" xmlns:cx2="http://schemas.microsoft.com/office/drawing/2015/10/21/chartex" xmlns:cx3="http://schemas.microsoft.com/office/drawing/2016/5/9/chartex" xmlns:cx4="http://schemas.microsoft.com/office/drawing/2016/5/10/chartex" xmlns:cx5="http://schemas.microsoft.com/office/drawing/2016/5/11/chartex" xmlns:cx6="http://schemas.microsoft.com/office/drawing/2016/5/12/chartex" xmlns:cx7="http://schemas.microsoft.com/office/drawing/2016/5/13/chartex" xmlns:cx8="http://schemas.microsoft.com/office/drawing/2016/5/14/chartex" xmlns:mc="http://schemas.openxmlformats.org/markup-compatibility/2006" xmlns:aink="http://schemas.microsoft.com/office/drawing/2016/ink" xmlns:am3d="http://schemas.microsoft.com/office/drawing/2017/model3d" xmlns:o="urn:schemas-microsoft-com:office:office" xmlns:oel="http://schemas.microsoft.com/office/2019/extlst" xmlns:r="http://schemas.openxmlformats.org/officeDocument/2006/relationships" xmlns:m="http://schemas.openxmlformats.org/officeDocument/2006/math" xmlns:v="urn:schemas-microsoft-com:vml" xmlns:wp14="http://schemas.microsoft.com/office/word/2010/wordprocessingDrawing" xmlns:wp="http://schemas.openxmlformats.org/drawingml/2006/wordprocessingDrawing" xmlns:w10="urn:schemas-microsoft-com:office:word" xmlns:w="http://schemas.openxmlformats.org/wordprocessingml/2006/main" xmlns:w14="http://schemas.microsoft.com/office/word/2010/wordml" xmlns:w15="http://schemas.microsoft.com/office/word/2012/wordml" xmlns:w16cex="http://schemas.microsoft.com/office/word/2018/wordml/cex" xmlns:w16cid="http://schemas.microsoft.com/office/word/2016/wordml/cid" xmlns:w16="http://schemas.microsoft.com/office/word/2018/wordml" xmlns:w16du="http://schemas.microsoft.com/office/word/2023/wordml/word16du" xmlns:w16sdtdh="http://schemas.microsoft.com/office/word/2020/wordml/sdtdatahash" xmlns:w16sdtfl="http://schemas.microsoft.com/office/word/2024/wordml/sdtformatlock" xmlns:w16se="http://schemas.microsoft.com/office/word/2015/wordml/symex" xmlns:wpg="http://schemas.microsoft.com/office/word/2010/wordprocessingGroup" xmlns:wpi="http://schemas.microsoft.com/office/word/2010/wordprocessingInk" xmlns:wne="http://schemas.microsoft.com/office/word/2006/wordml" xmlns:wps="http://schemas.microsoft.com/office/word/2010/wordprocessingShape" mc:Ignorable="w14 w15 w16se w16cid w16 w16cex w16sdtdh w16sdtfl w16du wp14">
   <w:p>
     <w:pPr>
       <w:pStyle w:val="Pieddepage"/>
@@ -811,7 +817,7 @@
 </file>
 
 <file path=word/footer2.xml><?xml version="1.0" encoding="utf-8"?>
-<w:ftr xmlns:wpc="http://schemas.microsoft.com/office/word/2010/wordprocessingCanvas" xmlns:cx="http://schemas.microsoft.com/office/drawing/2014/chartex" xmlns:cx1="http://schemas.microsoft.com/office/drawing/2015/9/8/chartex" xmlns:cx2="http://schemas.microsoft.com/office/drawing/2015/10/21/chartex" xmlns:cx3="http://schemas.microsoft.com/office/drawing/2016/5/9/chartex" xmlns:cx4="http://schemas.microsoft.com/office/drawing/2016/5/10/chartex" xmlns:cx5="http://schemas.microsoft.com/office/drawing/2016/5/11/chartex" xmlns:cx6="http://schemas.microsoft.com/office/drawing/2016/5/12/chartex" xmlns:cx7="http://schemas.microsoft.com/office/drawing/2016/5/13/chartex" xmlns:cx8="http://schemas.microsoft.com/office/drawing/2016/5/14/chartex" xmlns:mc="http://schemas.openxmlformats.org/markup-compatibility/2006" xmlns:aink="http://schemas.microsoft.com/office/drawing/2016/ink" xmlns:am3d="http://schemas.microsoft.com/office/drawing/2017/model3d" xmlns:o="urn:schemas-microsoft-com:office:office" xmlns:r="http://schemas.openxmlformats.org/officeDocument/2006/relationships" xmlns:m="http://schemas.openxmlformats.org/officeDocument/2006/math" xmlns:v="urn:schemas-microsoft-com:vml" xmlns:wp14="http://schemas.microsoft.com/office/word/2010/wordprocessingDrawing" xmlns:wp="http://schemas.openxmlformats.org/drawingml/2006/wordprocessingDrawing" xmlns:w10="urn:schemas-microsoft-com:office:word" xmlns:w="http://schemas.openxmlformats.org/wordprocessingml/2006/main" xmlns:w14="http://schemas.microsoft.com/office/word/2010/wordml" xmlns:w15="http://schemas.microsoft.com/office/word/2012/wordml" xmlns:w16cex="http://schemas.microsoft.com/office/word/2018/wordml/cex" xmlns:w16cid="http://schemas.microsoft.com/office/word/2016/wordml/cid" xmlns:w16="http://schemas.microsoft.com/office/word/2018/wordml" xmlns:w16sdtdh="http://schemas.microsoft.com/office/word/2020/wordml/sdtdatahash" xmlns:w16se="http://schemas.microsoft.com/office/word/2015/wordml/symex" xmlns:wpg="http://schemas.microsoft.com/office/word/2010/wordprocessingGroup" xmlns:wpi="http://schemas.microsoft.com/office/word/2010/wordprocessingInk" xmlns:wne="http://schemas.microsoft.com/office/word/2006/wordml" xmlns:wps="http://schemas.microsoft.com/office/word/2010/wordprocessingShape" mc:Ignorable="w14 w15 w16se w16cid w16 w16cex w16sdtdh wp14">
+<w:ftr xmlns:wpc="http://schemas.microsoft.com/office/word/2010/wordprocessingCanvas" xmlns:cx="http://schemas.microsoft.com/office/drawing/2014/chartex" xmlns:cx1="http://schemas.microsoft.com/office/drawing/2015/9/8/chartex" xmlns:cx2="http://schemas.microsoft.com/office/drawing/2015/10/21/chartex" xmlns:cx3="http://schemas.microsoft.com/office/drawing/2016/5/9/chartex" xmlns:cx4="http://schemas.microsoft.com/office/drawing/2016/5/10/chartex" xmlns:cx5="http://schemas.microsoft.com/office/drawing/2016/5/11/chartex" xmlns:cx6="http://schemas.microsoft.com/office/drawing/2016/5/12/chartex" xmlns:cx7="http://schemas.microsoft.com/office/drawing/2016/5/13/chartex" xmlns:cx8="http://schemas.microsoft.com/office/drawing/2016/5/14/chartex" xmlns:mc="http://schemas.openxmlformats.org/markup-compatibility/2006" xmlns:aink="http://schemas.microsoft.com/office/drawing/2016/ink" xmlns:am3d="http://schemas.microsoft.com/office/drawing/2017/model3d" xmlns:o="urn:schemas-microsoft-com:office:office" xmlns:oel="http://schemas.microsoft.com/office/2019/extlst" xmlns:r="http://schemas.openxmlformats.org/officeDocument/2006/relationships" xmlns:m="http://schemas.openxmlformats.org/officeDocument/2006/math" xmlns:v="urn:schemas-microsoft-com:vml" xmlns:wp14="http://schemas.microsoft.com/office/word/2010/wordprocessingDrawing" xmlns:wp="http://schemas.openxmlformats.org/drawingml/2006/wordprocessingDrawing" xmlns:w10="urn:schemas-microsoft-com:office:word" xmlns:w="http://schemas.openxmlformats.org/wordprocessingml/2006/main" xmlns:w14="http://schemas.microsoft.com/office/word/2010/wordml" xmlns:w15="http://schemas.microsoft.com/office/word/2012/wordml" xmlns:w16cex="http://schemas.microsoft.com/office/word/2018/wordml/cex" xmlns:w16cid="http://schemas.microsoft.com/office/word/2016/wordml/cid" xmlns:w16="http://schemas.microsoft.com/office/word/2018/wordml" xmlns:w16du="http://schemas.microsoft.com/office/word/2023/wordml/word16du" xmlns:w16sdtdh="http://schemas.microsoft.com/office/word/2020/wordml/sdtdatahash" xmlns:w16sdtfl="http://schemas.microsoft.com/office/word/2024/wordml/sdtformatlock" xmlns:w16se="http://schemas.microsoft.com/office/word/2015/wordml/symex" xmlns:wpg="http://schemas.microsoft.com/office/word/2010/wordprocessingGroup" xmlns:wpi="http://schemas.microsoft.com/office/word/2010/wordprocessingInk" xmlns:wne="http://schemas.microsoft.com/office/word/2006/wordml" xmlns:wps="http://schemas.microsoft.com/office/word/2010/wordprocessingShape" mc:Ignorable="w14 w15 w16se w16cid w16 w16cex w16sdtdh w16sdtfl w16du wp14">
   <w:tbl>
     <w:tblPr>
       <w:tblStyle w:val="Grilledutableau"/>
@@ -971,7 +977,7 @@
 </file>
 
 <file path=word/footer3.xml><?xml version="1.0" encoding="utf-8"?>
-<w:ftr xmlns:wpc="http://schemas.microsoft.com/office/word/2010/wordprocessingCanvas" xmlns:cx="http://schemas.microsoft.com/office/drawing/2014/chartex" xmlns:cx1="http://schemas.microsoft.com/office/drawing/2015/9/8/chartex" xmlns:cx2="http://schemas.microsoft.com/office/drawing/2015/10/21/chartex" xmlns:cx3="http://schemas.microsoft.com/office/drawing/2016/5/9/chartex" xmlns:cx4="http://schemas.microsoft.com/office/drawing/2016/5/10/chartex" xmlns:cx5="http://schemas.microsoft.com/office/drawing/2016/5/11/chartex" xmlns:cx6="http://schemas.microsoft.com/office/drawing/2016/5/12/chartex" xmlns:cx7="http://schemas.microsoft.com/office/drawing/2016/5/13/chartex" xmlns:cx8="http://schemas.microsoft.com/office/drawing/2016/5/14/chartex" xmlns:mc="http://schemas.openxmlformats.org/markup-compatibility/2006" xmlns:aink="http://schemas.microsoft.com/office/drawing/2016/ink" xmlns:am3d="http://schemas.microsoft.com/office/drawing/2017/model3d" xmlns:o="urn:schemas-microsoft-com:office:office" xmlns:r="http://schemas.openxmlformats.org/officeDocument/2006/relationships" xmlns:m="http://schemas.openxmlformats.org/officeDocument/2006/math" xmlns:v="urn:schemas-microsoft-com:vml" xmlns:wp14="http://schemas.microsoft.com/office/word/2010/wordprocessingDrawing" xmlns:wp="http://schemas.openxmlformats.org/drawingml/2006/wordprocessingDrawing" xmlns:w10="urn:schemas-microsoft-com:office:word" xmlns:w="http://schemas.openxmlformats.org/wordprocessingml/2006/main" xmlns:w14="http://schemas.microsoft.com/office/word/2010/wordml" xmlns:w15="http://schemas.microsoft.com/office/word/2012/wordml" xmlns:w16cex="http://schemas.microsoft.com/office/word/2018/wordml/cex" xmlns:w16cid="http://schemas.microsoft.com/office/word/2016/wordml/cid" xmlns:w16="http://schemas.microsoft.com/office/word/2018/wordml" xmlns:w16sdtdh="http://schemas.microsoft.com/office/word/2020/wordml/sdtdatahash" xmlns:w16se="http://schemas.microsoft.com/office/word/2015/wordml/symex" xmlns:wpg="http://schemas.microsoft.com/office/word/2010/wordprocessingGroup" xmlns:wpi="http://schemas.microsoft.com/office/word/2010/wordprocessingInk" xmlns:wne="http://schemas.microsoft.com/office/word/2006/wordml" xmlns:wps="http://schemas.microsoft.com/office/word/2010/wordprocessingShape" mc:Ignorable="w14 w15 w16se w16cid w16 w16cex w16sdtdh wp14">
+<w:ftr xmlns:wpc="http://schemas.microsoft.com/office/word/2010/wordprocessingCanvas" xmlns:cx="http://schemas.microsoft.com/office/drawing/2014/chartex" xmlns:cx1="http://schemas.microsoft.com/office/drawing/2015/9/8/chartex" xmlns:cx2="http://schemas.microsoft.com/office/drawing/2015/10/21/chartex" xmlns:cx3="http://schemas.microsoft.com/office/drawing/2016/5/9/chartex" xmlns:cx4="http://schemas.microsoft.com/office/drawing/2016/5/10/chartex" xmlns:cx5="http://schemas.microsoft.com/office/drawing/2016/5/11/chartex" xmlns:cx6="http://schemas.microsoft.com/office/drawing/2016/5/12/chartex" xmlns:cx7="http://schemas.microsoft.com/office/drawing/2016/5/13/chartex" xmlns:cx8="http://schemas.microsoft.com/office/drawing/2016/5/14/chartex" xmlns:mc="http://schemas.openxmlformats.org/markup-compatibility/2006" xmlns:aink="http://schemas.microsoft.com/office/drawing/2016/ink" xmlns:am3d="http://schemas.microsoft.com/office/drawing/2017/model3d" xmlns:o="urn:schemas-microsoft-com:office:office" xmlns:oel="http://schemas.microsoft.com/office/2019/extlst" xmlns:r="http://schemas.openxmlformats.org/officeDocument/2006/relationships" xmlns:m="http://schemas.openxmlformats.org/officeDocument/2006/math" xmlns:v="urn:schemas-microsoft-com:vml" xmlns:wp14="http://schemas.microsoft.com/office/word/2010/wordprocessingDrawing" xmlns:wp="http://schemas.openxmlformats.org/drawingml/2006/wordprocessingDrawing" xmlns:w10="urn:schemas-microsoft-com:office:word" xmlns:w="http://schemas.openxmlformats.org/wordprocessingml/2006/main" xmlns:w14="http://schemas.microsoft.com/office/word/2010/wordml" xmlns:w15="http://schemas.microsoft.com/office/word/2012/wordml" xmlns:w16cex="http://schemas.microsoft.com/office/word/2018/wordml/cex" xmlns:w16cid="http://schemas.microsoft.com/office/word/2016/wordml/cid" xmlns:w16="http://schemas.microsoft.com/office/word/2018/wordml" xmlns:w16du="http://schemas.microsoft.com/office/word/2023/wordml/word16du" xmlns:w16sdtdh="http://schemas.microsoft.com/office/word/2020/wordml/sdtdatahash" xmlns:w16sdtfl="http://schemas.microsoft.com/office/word/2024/wordml/sdtformatlock" xmlns:w16se="http://schemas.microsoft.com/office/word/2015/wordml/symex" xmlns:wpg="http://schemas.microsoft.com/office/word/2010/wordprocessingGroup" xmlns:wpi="http://schemas.microsoft.com/office/word/2010/wordprocessingInk" xmlns:wne="http://schemas.microsoft.com/office/word/2006/wordml" xmlns:wps="http://schemas.microsoft.com/office/word/2010/wordprocessingShape" mc:Ignorable="w14 w15 w16se w16cid w16 w16cex w16sdtdh w16sdtfl w16du wp14">
   <w:tbl>
     <w:tblPr>
       <w:tblStyle w:val="Grilledutableau"/>
@@ -1112,7 +1118,7 @@
 </file>
 
 <file path=word/footnotes.xml><?xml version="1.0" encoding="utf-8"?>
-<w:footnotes xmlns:wpc="http://schemas.microsoft.com/office/word/2010/wordprocessingCanvas" xmlns:cx="http://schemas.microsoft.com/office/drawing/2014/chartex" xmlns:cx1="http://schemas.microsoft.com/office/drawing/2015/9/8/chartex" xmlns:cx2="http://schemas.microsoft.com/office/drawing/2015/10/21/chartex" xmlns:cx3="http://schemas.microsoft.com/office/drawing/2016/5/9/chartex" xmlns:cx4="http://schemas.microsoft.com/office/drawing/2016/5/10/chartex" xmlns:cx5="http://schemas.microsoft.com/office/drawing/2016/5/11/chartex" xmlns:cx6="http://schemas.microsoft.com/office/drawing/2016/5/12/chartex" xmlns:cx7="http://schemas.microsoft.com/office/drawing/2016/5/13/chartex" xmlns:cx8="http://schemas.microsoft.com/office/drawing/2016/5/14/chartex" xmlns:mc="http://schemas.openxmlformats.org/markup-compatibility/2006" xmlns:aink="http://schemas.microsoft.com/office/drawing/2016/ink" xmlns:am3d="http://schemas.microsoft.com/office/drawing/2017/model3d" xmlns:o="urn:schemas-microsoft-com:office:office" xmlns:r="http://schemas.openxmlformats.org/officeDocument/2006/relationships" xmlns:m="http://schemas.openxmlformats.org/officeDocument/2006/math" xmlns:v="urn:schemas-microsoft-com:vml" xmlns:wp14="http://schemas.microsoft.com/office/word/2010/wordprocessingDrawing" xmlns:wp="http://schemas.openxmlformats.org/drawingml/2006/wordprocessingDrawing" xmlns:w10="urn:schemas-microsoft-com:office:word" xmlns:w="http://schemas.openxmlformats.org/wordprocessingml/2006/main" xmlns:w14="http://schemas.microsoft.com/office/word/2010/wordml" xmlns:w15="http://schemas.microsoft.com/office/word/2012/wordml" xmlns:w16cex="http://schemas.microsoft.com/office/word/2018/wordml/cex" xmlns:w16cid="http://schemas.microsoft.com/office/word/2016/wordml/cid" xmlns:w16="http://schemas.microsoft.com/office/word/2018/wordml" xmlns:w16sdtdh="http://schemas.microsoft.com/office/word/2020/wordml/sdtdatahash" xmlns:w16se="http://schemas.microsoft.com/office/word/2015/wordml/symex" xmlns:wpg="http://schemas.microsoft.com/office/word/2010/wordprocessingGroup" xmlns:wpi="http://schemas.microsoft.com/office/word/2010/wordprocessingInk" xmlns:wne="http://schemas.microsoft.com/office/word/2006/wordml" xmlns:wps="http://schemas.microsoft.com/office/word/2010/wordprocessingShape" mc:Ignorable="w14 w15 w16se w16cid w16 w16cex w16sdtdh wp14">
+<w:footnotes xmlns:wpc="http://schemas.microsoft.com/office/word/2010/wordprocessingCanvas" xmlns:cx="http://schemas.microsoft.com/office/drawing/2014/chartex" xmlns:cx1="http://schemas.microsoft.com/office/drawing/2015/9/8/chartex" xmlns:cx2="http://schemas.microsoft.com/office/drawing/2015/10/21/chartex" xmlns:cx3="http://schemas.microsoft.com/office/drawing/2016/5/9/chartex" xmlns:cx4="http://schemas.microsoft.com/office/drawing/2016/5/10/chartex" xmlns:cx5="http://schemas.microsoft.com/office/drawing/2016/5/11/chartex" xmlns:cx6="http://schemas.microsoft.com/office/drawing/2016/5/12/chartex" xmlns:cx7="http://schemas.microsoft.com/office/drawing/2016/5/13/chartex" xmlns:cx8="http://schemas.microsoft.com/office/drawing/2016/5/14/chartex" xmlns:mc="http://schemas.openxmlformats.org/markup-compatibility/2006" xmlns:aink="http://schemas.microsoft.com/office/drawing/2016/ink" xmlns:am3d="http://schemas.microsoft.com/office/drawing/2017/model3d" xmlns:o="urn:schemas-microsoft-com:office:office" xmlns:oel="http://schemas.microsoft.com/office/2019/extlst" xmlns:r="http://schemas.openxmlformats.org/officeDocument/2006/relationships" xmlns:m="http://schemas.openxmlformats.org/officeDocument/2006/math" xmlns:v="urn:schemas-microsoft-com:vml" xmlns:wp14="http://schemas.microsoft.com/office/word/2010/wordprocessingDrawing" xmlns:wp="http://schemas.openxmlformats.org/drawingml/2006/wordprocessingDrawing" xmlns:w10="urn:schemas-microsoft-com:office:word" xmlns:w="http://schemas.openxmlformats.org/wordprocessingml/2006/main" xmlns:w14="http://schemas.microsoft.com/office/word/2010/wordml" xmlns:w15="http://schemas.microsoft.com/office/word/2012/wordml" xmlns:w16cex="http://schemas.microsoft.com/office/word/2018/wordml/cex" xmlns:w16cid="http://schemas.microsoft.com/office/word/2016/wordml/cid" xmlns:w16="http://schemas.microsoft.com/office/word/2018/wordml" xmlns:w16du="http://schemas.microsoft.com/office/word/2023/wordml/word16du" xmlns:w16sdtdh="http://schemas.microsoft.com/office/word/2020/wordml/sdtdatahash" xmlns:w16sdtfl="http://schemas.microsoft.com/office/word/2024/wordml/sdtformatlock" xmlns:w16se="http://schemas.microsoft.com/office/word/2015/wordml/symex" xmlns:wpg="http://schemas.microsoft.com/office/word/2010/wordprocessingGroup" xmlns:wpi="http://schemas.microsoft.com/office/word/2010/wordprocessingInk" xmlns:wne="http://schemas.microsoft.com/office/word/2006/wordml" xmlns:wps="http://schemas.microsoft.com/office/word/2010/wordprocessingShape" mc:Ignorable="w14 w15 w16se w16cid w16 w16cex w16sdtdh w16sdtfl w16du wp14">
   <w:footnote w:type="separator" w:id="-1">
     <w:p>
       <w:pPr>
@@ -1137,7 +1143,7 @@
 </file>
 
 <file path=word/header1.xml><?xml version="1.0" encoding="utf-8"?>
-<w:hdr xmlns:wpc="http://schemas.microsoft.com/office/word/2010/wordprocessingCanvas" xmlns:cx="http://schemas.microsoft.com/office/drawing/2014/chartex" xmlns:cx1="http://schemas.microsoft.com/office/drawing/2015/9/8/chartex" xmlns:cx2="http://schemas.microsoft.com/office/drawing/2015/10/21/chartex" xmlns:cx3="http://schemas.microsoft.com/office/drawing/2016/5/9/chartex" xmlns:cx4="http://schemas.microsoft.com/office/drawing/2016/5/10/chartex" xmlns:cx5="http://schemas.microsoft.com/office/drawing/2016/5/11/chartex" xmlns:cx6="http://schemas.microsoft.com/office/drawing/2016/5/12/chartex" xmlns:cx7="http://schemas.microsoft.com/office/drawing/2016/5/13/chartex" xmlns:cx8="http://schemas.microsoft.com/office/drawing/2016/5/14/chartex" xmlns:mc="http://schemas.openxmlformats.org/markup-compatibility/2006" xmlns:aink="http://schemas.microsoft.com/office/drawing/2016/ink" xmlns:am3d="http://schemas.microsoft.com/office/drawing/2017/model3d" xmlns:o="urn:schemas-microsoft-com:office:office" xmlns:r="http://schemas.openxmlformats.org/officeDocument/2006/relationships" xmlns:m="http://schemas.openxmlformats.org/officeDocument/2006/math" xmlns:v="urn:schemas-microsoft-com:vml" xmlns:wp14="http://schemas.microsoft.com/office/word/2010/wordprocessingDrawing" xmlns:wp="http://schemas.openxmlformats.org/drawingml/2006/wordprocessingDrawing" xmlns:w10="urn:schemas-microsoft-com:office:word" xmlns:w="http://schemas.openxmlformats.org/wordprocessingml/2006/main" xmlns:w14="http://schemas.microsoft.com/office/word/2010/wordml" xmlns:w15="http://schemas.microsoft.com/office/word/2012/wordml" xmlns:w16cex="http://schemas.microsoft.com/office/word/2018/wordml/cex" xmlns:w16cid="http://schemas.microsoft.com/office/word/2016/wordml/cid" xmlns:w16="http://schemas.microsoft.com/office/word/2018/wordml" xmlns:w16sdtdh="http://schemas.microsoft.com/office/word/2020/wordml/sdtdatahash" xmlns:w16se="http://schemas.microsoft.com/office/word/2015/wordml/symex" xmlns:wpg="http://schemas.microsoft.com/office/word/2010/wordprocessingGroup" xmlns:wpi="http://schemas.microsoft.com/office/word/2010/wordprocessingInk" xmlns:wne="http://schemas.microsoft.com/office/word/2006/wordml" xmlns:wps="http://schemas.microsoft.com/office/word/2010/wordprocessingShape" mc:Ignorable="w14 w15 w16se w16cid w16 w16cex w16sdtdh wp14">
+<w:hdr xmlns:wpc="http://schemas.microsoft.com/office/word/2010/wordprocessingCanvas" xmlns:cx="http://schemas.microsoft.com/office/drawing/2014/chartex" xmlns:cx1="http://schemas.microsoft.com/office/drawing/2015/9/8/chartex" xmlns:cx2="http://schemas.microsoft.com/office/drawing/2015/10/21/chartex" xmlns:cx3="http://schemas.microsoft.com/office/drawing/2016/5/9/chartex" xmlns:cx4="http://schemas.microsoft.com/office/drawing/2016/5/10/chartex" xmlns:cx5="http://schemas.microsoft.com/office/drawing/2016/5/11/chartex" xmlns:cx6="http://schemas.microsoft.com/office/drawing/2016/5/12/chartex" xmlns:cx7="http://schemas.microsoft.com/office/drawing/2016/5/13/chartex" xmlns:cx8="http://schemas.microsoft.com/office/drawing/2016/5/14/chartex" xmlns:mc="http://schemas.openxmlformats.org/markup-compatibility/2006" xmlns:aink="http://schemas.microsoft.com/office/drawing/2016/ink" xmlns:am3d="http://schemas.microsoft.com/office/drawing/2017/model3d" xmlns:o="urn:schemas-microsoft-com:office:office" xmlns:oel="http://schemas.microsoft.com/office/2019/extlst" xmlns:r="http://schemas.openxmlformats.org/officeDocument/2006/relationships" xmlns:m="http://schemas.openxmlformats.org/officeDocument/2006/math" xmlns:v="urn:schemas-microsoft-com:vml" xmlns:wp14="http://schemas.microsoft.com/office/word/2010/wordprocessingDrawing" xmlns:wp="http://schemas.openxmlformats.org/drawingml/2006/wordprocessingDrawing" xmlns:w10="urn:schemas-microsoft-com:office:word" xmlns:w="http://schemas.openxmlformats.org/wordprocessingml/2006/main" xmlns:w14="http://schemas.microsoft.com/office/word/2010/wordml" xmlns:w15="http://schemas.microsoft.com/office/word/2012/wordml" xmlns:w16cex="http://schemas.microsoft.com/office/word/2018/wordml/cex" xmlns:w16cid="http://schemas.microsoft.com/office/word/2016/wordml/cid" xmlns:w16="http://schemas.microsoft.com/office/word/2018/wordml" xmlns:w16du="http://schemas.microsoft.com/office/word/2023/wordml/word16du" xmlns:w16sdtdh="http://schemas.microsoft.com/office/word/2020/wordml/sdtdatahash" xmlns:w16sdtfl="http://schemas.microsoft.com/office/word/2024/wordml/sdtformatlock" xmlns:w16se="http://schemas.microsoft.com/office/word/2015/wordml/symex" xmlns:wpg="http://schemas.microsoft.com/office/word/2010/wordprocessingGroup" xmlns:wpi="http://schemas.microsoft.com/office/word/2010/wordprocessingInk" xmlns:wne="http://schemas.microsoft.com/office/word/2006/wordml" xmlns:wps="http://schemas.microsoft.com/office/word/2010/wordprocessingShape" mc:Ignorable="w14 w15 w16se w16cid w16 w16cex w16sdtdh w16sdtfl w16du wp14">
   <w:p>
     <w:pPr>
       <w:pStyle w:val="En-tte"/>
@@ -1147,7 +1153,7 @@
 </file>
 
 <file path=word/header2.xml><?xml version="1.0" encoding="utf-8"?>
-<w:hdr xmlns:wpc="http://schemas.microsoft.com/office/word/2010/wordprocessingCanvas" xmlns:cx="http://schemas.microsoft.com/office/drawing/2014/chartex" xmlns:cx1="http://schemas.microsoft.com/office/drawing/2015/9/8/chartex" xmlns:cx2="http://schemas.microsoft.com/office/drawing/2015/10/21/chartex" xmlns:cx3="http://schemas.microsoft.com/office/drawing/2016/5/9/chartex" xmlns:cx4="http://schemas.microsoft.com/office/drawing/2016/5/10/chartex" xmlns:cx5="http://schemas.microsoft.com/office/drawing/2016/5/11/chartex" xmlns:cx6="http://schemas.microsoft.com/office/drawing/2016/5/12/chartex" xmlns:cx7="http://schemas.microsoft.com/office/drawing/2016/5/13/chartex" xmlns:cx8="http://schemas.microsoft.com/office/drawing/2016/5/14/chartex" xmlns:mc="http://schemas.openxmlformats.org/markup-compatibility/2006" xmlns:aink="http://schemas.microsoft.com/office/drawing/2016/ink" xmlns:am3d="http://schemas.microsoft.com/office/drawing/2017/model3d" xmlns:o="urn:schemas-microsoft-com:office:office" xmlns:r="http://schemas.openxmlformats.org/officeDocument/2006/relationships" xmlns:m="http://schemas.openxmlformats.org/officeDocument/2006/math" xmlns:v="urn:schemas-microsoft-com:vml" xmlns:wp14="http://schemas.microsoft.com/office/word/2010/wordprocessingDrawing" xmlns:wp="http://schemas.openxmlformats.org/drawingml/2006/wordprocessingDrawing" xmlns:w10="urn:schemas-microsoft-com:office:word" xmlns:w="http://schemas.openxmlformats.org/wordprocessingml/2006/main" xmlns:w14="http://schemas.microsoft.com/office/word/2010/wordml" xmlns:w15="http://schemas.microsoft.com/office/word/2012/wordml" xmlns:w16cex="http://schemas.microsoft.com/office/word/2018/wordml/cex" xmlns:w16cid="http://schemas.microsoft.com/office/word/2016/wordml/cid" xmlns:w16="http://schemas.microsoft.com/office/word/2018/wordml" xmlns:w16sdtdh="http://schemas.microsoft.com/office/word/2020/wordml/sdtdatahash" xmlns:w16se="http://schemas.microsoft.com/office/word/2015/wordml/symex" xmlns:wpg="http://schemas.microsoft.com/office/word/2010/wordprocessingGroup" xmlns:wpi="http://schemas.microsoft.com/office/word/2010/wordprocessingInk" xmlns:wne="http://schemas.microsoft.com/office/word/2006/wordml" xmlns:wps="http://schemas.microsoft.com/office/word/2010/wordprocessingShape" mc:Ignorable="w14 w15 w16se w16cid w16 w16cex w16sdtdh wp14">
+<w:hdr xmlns:wpc="http://schemas.microsoft.com/office/word/2010/wordprocessingCanvas" xmlns:cx="http://schemas.microsoft.com/office/drawing/2014/chartex" xmlns:cx1="http://schemas.microsoft.com/office/drawing/2015/9/8/chartex" xmlns:cx2="http://schemas.microsoft.com/office/drawing/2015/10/21/chartex" xmlns:cx3="http://schemas.microsoft.com/office/drawing/2016/5/9/chartex" xmlns:cx4="http://schemas.microsoft.com/office/drawing/2016/5/10/chartex" xmlns:cx5="http://schemas.microsoft.com/office/drawing/2016/5/11/chartex" xmlns:cx6="http://schemas.microsoft.com/office/drawing/2016/5/12/chartex" xmlns:cx7="http://schemas.microsoft.com/office/drawing/2016/5/13/chartex" xmlns:cx8="http://schemas.microsoft.com/office/drawing/2016/5/14/chartex" xmlns:mc="http://schemas.openxmlformats.org/markup-compatibility/2006" xmlns:aink="http://schemas.microsoft.com/office/drawing/2016/ink" xmlns:am3d="http://schemas.microsoft.com/office/drawing/2017/model3d" xmlns:o="urn:schemas-microsoft-com:office:office" xmlns:oel="http://schemas.microsoft.com/office/2019/extlst" xmlns:r="http://schemas.openxmlformats.org/officeDocument/2006/relationships" xmlns:m="http://schemas.openxmlformats.org/officeDocument/2006/math" xmlns:v="urn:schemas-microsoft-com:vml" xmlns:wp14="http://schemas.microsoft.com/office/word/2010/wordprocessingDrawing" xmlns:wp="http://schemas.openxmlformats.org/drawingml/2006/wordprocessingDrawing" xmlns:w10="urn:schemas-microsoft-com:office:word" xmlns:w="http://schemas.openxmlformats.org/wordprocessingml/2006/main" xmlns:w14="http://schemas.microsoft.com/office/word/2010/wordml" xmlns:w15="http://schemas.microsoft.com/office/word/2012/wordml" xmlns:w16cex="http://schemas.microsoft.com/office/word/2018/wordml/cex" xmlns:w16cid="http://schemas.microsoft.com/office/word/2016/wordml/cid" xmlns:w16="http://schemas.microsoft.com/office/word/2018/wordml" xmlns:w16du="http://schemas.microsoft.com/office/word/2023/wordml/word16du" xmlns:w16sdtdh="http://schemas.microsoft.com/office/word/2020/wordml/sdtdatahash" xmlns:w16sdtfl="http://schemas.microsoft.com/office/word/2024/wordml/sdtformatlock" xmlns:w16se="http://schemas.microsoft.com/office/word/2015/wordml/symex" xmlns:wpg="http://schemas.microsoft.com/office/word/2010/wordprocessingGroup" xmlns:wpi="http://schemas.microsoft.com/office/word/2010/wordprocessingInk" xmlns:wne="http://schemas.microsoft.com/office/word/2006/wordml" xmlns:wps="http://schemas.microsoft.com/office/word/2010/wordprocessingShape" mc:Ignorable="w14 w15 w16se w16cid w16 w16cex w16sdtdh w16sdtfl w16du wp14">
   <w:tbl>
     <w:tblPr>
       <w:tblStyle w:val="Grilledutableau"/>
@@ -1285,15 +1291,7 @@
               <w:i/>
               <w:sz w:val="18"/>
             </w:rPr>
-            <w:t xml:space="preserve">Sciences Industrielles de </w:t>
-          </w:r>
-          <w:r>
-            <w:rPr>
-              <w:rFonts w:ascii="Tw Cen MT" w:hAnsi="Tw Cen MT"/>
-              <w:i/>
-              <w:sz w:val="18"/>
-            </w:rPr>
-            <w:t>l’ingénieur</w:t>
+            <w:t>Sciences Industrielles de l’ingénieur</w:t>
           </w:r>
         </w:p>
       </w:tc>
@@ -1344,7 +1342,7 @@
 </file>
 
 <file path=word/header3.xml><?xml version="1.0" encoding="utf-8"?>
-<w:hdr xmlns:wpc="http://schemas.microsoft.com/office/word/2010/wordprocessingCanvas" xmlns:cx="http://schemas.microsoft.com/office/drawing/2014/chartex" xmlns:cx1="http://schemas.microsoft.com/office/drawing/2015/9/8/chartex" xmlns:cx2="http://schemas.microsoft.com/office/drawing/2015/10/21/chartex" xmlns:cx3="http://schemas.microsoft.com/office/drawing/2016/5/9/chartex" xmlns:cx4="http://schemas.microsoft.com/office/drawing/2016/5/10/chartex" xmlns:cx5="http://schemas.microsoft.com/office/drawing/2016/5/11/chartex" xmlns:cx6="http://schemas.microsoft.com/office/drawing/2016/5/12/chartex" xmlns:cx7="http://schemas.microsoft.com/office/drawing/2016/5/13/chartex" xmlns:cx8="http://schemas.microsoft.com/office/drawing/2016/5/14/chartex" xmlns:mc="http://schemas.openxmlformats.org/markup-compatibility/2006" xmlns:aink="http://schemas.microsoft.com/office/drawing/2016/ink" xmlns:am3d="http://schemas.microsoft.com/office/drawing/2017/model3d" xmlns:o="urn:schemas-microsoft-com:office:office" xmlns:r="http://schemas.openxmlformats.org/officeDocument/2006/relationships" xmlns:m="http://schemas.openxmlformats.org/officeDocument/2006/math" xmlns:v="urn:schemas-microsoft-com:vml" xmlns:wp14="http://schemas.microsoft.com/office/word/2010/wordprocessingDrawing" xmlns:wp="http://schemas.openxmlformats.org/drawingml/2006/wordprocessingDrawing" xmlns:w10="urn:schemas-microsoft-com:office:word" xmlns:w="http://schemas.openxmlformats.org/wordprocessingml/2006/main" xmlns:w14="http://schemas.microsoft.com/office/word/2010/wordml" xmlns:w15="http://schemas.microsoft.com/office/word/2012/wordml" xmlns:w16cex="http://schemas.microsoft.com/office/word/2018/wordml/cex" xmlns:w16cid="http://schemas.microsoft.com/office/word/2016/wordml/cid" xmlns:w16="http://schemas.microsoft.com/office/word/2018/wordml" xmlns:w16sdtdh="http://schemas.microsoft.com/office/word/2020/wordml/sdtdatahash" xmlns:w16se="http://schemas.microsoft.com/office/word/2015/wordml/symex" xmlns:wpg="http://schemas.microsoft.com/office/word/2010/wordprocessingGroup" xmlns:wpi="http://schemas.microsoft.com/office/word/2010/wordprocessingInk" xmlns:wne="http://schemas.microsoft.com/office/word/2006/wordml" xmlns:wps="http://schemas.microsoft.com/office/word/2010/wordprocessingShape" mc:Ignorable="w14 w15 w16se w16cid w16 w16cex w16sdtdh wp14">
+<w:hdr xmlns:wpc="http://schemas.microsoft.com/office/word/2010/wordprocessingCanvas" xmlns:cx="http://schemas.microsoft.com/office/drawing/2014/chartex" xmlns:cx1="http://schemas.microsoft.com/office/drawing/2015/9/8/chartex" xmlns:cx2="http://schemas.microsoft.com/office/drawing/2015/10/21/chartex" xmlns:cx3="http://schemas.microsoft.com/office/drawing/2016/5/9/chartex" xmlns:cx4="http://schemas.microsoft.com/office/drawing/2016/5/10/chartex" xmlns:cx5="http://schemas.microsoft.com/office/drawing/2016/5/11/chartex" xmlns:cx6="http://schemas.microsoft.com/office/drawing/2016/5/12/chartex" xmlns:cx7="http://schemas.microsoft.com/office/drawing/2016/5/13/chartex" xmlns:cx8="http://schemas.microsoft.com/office/drawing/2016/5/14/chartex" xmlns:mc="http://schemas.openxmlformats.org/markup-compatibility/2006" xmlns:aink="http://schemas.microsoft.com/office/drawing/2016/ink" xmlns:am3d="http://schemas.microsoft.com/office/drawing/2017/model3d" xmlns:o="urn:schemas-microsoft-com:office:office" xmlns:oel="http://schemas.microsoft.com/office/2019/extlst" xmlns:r="http://schemas.openxmlformats.org/officeDocument/2006/relationships" xmlns:m="http://schemas.openxmlformats.org/officeDocument/2006/math" xmlns:v="urn:schemas-microsoft-com:vml" xmlns:wp14="http://schemas.microsoft.com/office/word/2010/wordprocessingDrawing" xmlns:wp="http://schemas.openxmlformats.org/drawingml/2006/wordprocessingDrawing" xmlns:w10="urn:schemas-microsoft-com:office:word" xmlns:w="http://schemas.openxmlformats.org/wordprocessingml/2006/main" xmlns:w14="http://schemas.microsoft.com/office/word/2010/wordml" xmlns:w15="http://schemas.microsoft.com/office/word/2012/wordml" xmlns:w16cex="http://schemas.microsoft.com/office/word/2018/wordml/cex" xmlns:w16cid="http://schemas.microsoft.com/office/word/2016/wordml/cid" xmlns:w16="http://schemas.microsoft.com/office/word/2018/wordml" xmlns:w16du="http://schemas.microsoft.com/office/word/2023/wordml/word16du" xmlns:w16sdtdh="http://schemas.microsoft.com/office/word/2020/wordml/sdtdatahash" xmlns:w16sdtfl="http://schemas.microsoft.com/office/word/2024/wordml/sdtformatlock" xmlns:w16se="http://schemas.microsoft.com/office/word/2015/wordml/symex" xmlns:wpg="http://schemas.microsoft.com/office/word/2010/wordprocessingGroup" xmlns:wpi="http://schemas.microsoft.com/office/word/2010/wordprocessingInk" xmlns:wne="http://schemas.microsoft.com/office/word/2006/wordml" xmlns:wps="http://schemas.microsoft.com/office/word/2010/wordprocessingShape" mc:Ignorable="w14 w15 w16se w16cid w16 w16cex w16sdtdh w16sdtfl w16du wp14">
   <w:tbl>
     <w:tblPr>
       <w:tblStyle w:val="Grilledutableau"/>
@@ -1533,7 +1531,7 @@
 </file>
 
 <file path=word/numbering.xml><?xml version="1.0" encoding="utf-8"?>
-<w:numbering xmlns:wpc="http://schemas.microsoft.com/office/word/2010/wordprocessingCanvas" xmlns:cx="http://schemas.microsoft.com/office/drawing/2014/chartex" xmlns:cx1="http://schemas.microsoft.com/office/drawing/2015/9/8/chartex" xmlns:cx2="http://schemas.microsoft.com/office/drawing/2015/10/21/chartex" xmlns:cx3="http://schemas.microsoft.com/office/drawing/2016/5/9/chartex" xmlns:cx4="http://schemas.microsoft.com/office/drawing/2016/5/10/chartex" xmlns:cx5="http://schemas.microsoft.com/office/drawing/2016/5/11/chartex" xmlns:cx6="http://schemas.microsoft.com/office/drawing/2016/5/12/chartex" xmlns:cx7="http://schemas.microsoft.com/office/drawing/2016/5/13/chartex" xmlns:cx8="http://schemas.microsoft.com/office/drawing/2016/5/14/chartex" xmlns:mc="http://schemas.openxmlformats.org/markup-compatibility/2006" xmlns:aink="http://schemas.microsoft.com/office/drawing/2016/ink" xmlns:am3d="http://schemas.microsoft.com/office/drawing/2017/model3d" xmlns:o="urn:schemas-microsoft-com:office:office" xmlns:r="http://schemas.openxmlformats.org/officeDocument/2006/relationships" xmlns:m="http://schemas.openxmlformats.org/officeDocument/2006/math" xmlns:v="urn:schemas-microsoft-com:vml" xmlns:wp14="http://schemas.microsoft.com/office/word/2010/wordprocessingDrawing" xmlns:wp="http://schemas.openxmlformats.org/drawingml/2006/wordprocessingDrawing" xmlns:w10="urn:schemas-microsoft-com:office:word" xmlns:w="http://schemas.openxmlformats.org/wordprocessingml/2006/main" xmlns:w14="http://schemas.microsoft.com/office/word/2010/wordml" xmlns:w15="http://schemas.microsoft.com/office/word/2012/wordml" xmlns:w16cex="http://schemas.microsoft.com/office/word/2018/wordml/cex" xmlns:w16cid="http://schemas.microsoft.com/office/word/2016/wordml/cid" xmlns:w16="http://schemas.microsoft.com/office/word/2018/wordml" xmlns:w16sdtdh="http://schemas.microsoft.com/office/word/2020/wordml/sdtdatahash" xmlns:w16se="http://schemas.microsoft.com/office/word/2015/wordml/symex" xmlns:wpg="http://schemas.microsoft.com/office/word/2010/wordprocessingGroup" xmlns:wpi="http://schemas.microsoft.com/office/word/2010/wordprocessingInk" xmlns:wne="http://schemas.microsoft.com/office/word/2006/wordml" xmlns:wps="http://schemas.microsoft.com/office/word/2010/wordprocessingShape" mc:Ignorable="w14 w15 w16se w16cid w16 w16cex w16sdtdh wp14">
+<w:numbering xmlns:wpc="http://schemas.microsoft.com/office/word/2010/wordprocessingCanvas" xmlns:cx="http://schemas.microsoft.com/office/drawing/2014/chartex" xmlns:cx1="http://schemas.microsoft.com/office/drawing/2015/9/8/chartex" xmlns:cx2="http://schemas.microsoft.com/office/drawing/2015/10/21/chartex" xmlns:cx3="http://schemas.microsoft.com/office/drawing/2016/5/9/chartex" xmlns:cx4="http://schemas.microsoft.com/office/drawing/2016/5/10/chartex" xmlns:cx5="http://schemas.microsoft.com/office/drawing/2016/5/11/chartex" xmlns:cx6="http://schemas.microsoft.com/office/drawing/2016/5/12/chartex" xmlns:cx7="http://schemas.microsoft.com/office/drawing/2016/5/13/chartex" xmlns:cx8="http://schemas.microsoft.com/office/drawing/2016/5/14/chartex" xmlns:mc="http://schemas.openxmlformats.org/markup-compatibility/2006" xmlns:aink="http://schemas.microsoft.com/office/drawing/2016/ink" xmlns:am3d="http://schemas.microsoft.com/office/drawing/2017/model3d" xmlns:o="urn:schemas-microsoft-com:office:office" xmlns:oel="http://schemas.microsoft.com/office/2019/extlst" xmlns:r="http://schemas.openxmlformats.org/officeDocument/2006/relationships" xmlns:m="http://schemas.openxmlformats.org/officeDocument/2006/math" xmlns:v="urn:schemas-microsoft-com:vml" xmlns:wp14="http://schemas.microsoft.com/office/word/2010/wordprocessingDrawing" xmlns:wp="http://schemas.openxmlformats.org/drawingml/2006/wordprocessingDrawing" xmlns:w10="urn:schemas-microsoft-com:office:word" xmlns:w="http://schemas.openxmlformats.org/wordprocessingml/2006/main" xmlns:w14="http://schemas.microsoft.com/office/word/2010/wordml" xmlns:w15="http://schemas.microsoft.com/office/word/2012/wordml" xmlns:w16cex="http://schemas.microsoft.com/office/word/2018/wordml/cex" xmlns:w16cid="http://schemas.microsoft.com/office/word/2016/wordml/cid" xmlns:w16="http://schemas.microsoft.com/office/word/2018/wordml" xmlns:w16du="http://schemas.microsoft.com/office/word/2023/wordml/word16du" xmlns:w16sdtdh="http://schemas.microsoft.com/office/word/2020/wordml/sdtdatahash" xmlns:w16sdtfl="http://schemas.microsoft.com/office/word/2024/wordml/sdtformatlock" xmlns:w16se="http://schemas.microsoft.com/office/word/2015/wordml/symex" xmlns:wpg="http://schemas.microsoft.com/office/word/2010/wordprocessingGroup" xmlns:wpi="http://schemas.microsoft.com/office/word/2010/wordprocessingInk" xmlns:wne="http://schemas.microsoft.com/office/word/2006/wordml" xmlns:wps="http://schemas.microsoft.com/office/word/2010/wordprocessingShape" mc:Ignorable="w14 w15 w16se w16cid w16 w16cex w16sdtdh w16sdtfl w16du wp14">
   <w:abstractNum w:abstractNumId="0" w15:restartNumberingAfterBreak="0">
     <w:nsid w:val="003C303B"/>
     <w:multiLevelType w:val="hybridMultilevel"/>
@@ -2757,44 +2755,44 @@
       </w:pPr>
     </w:lvl>
   </w:abstractNum>
-  <w:num w:numId="1">
+  <w:num w:numId="1" w16cid:durableId="1671253461">
     <w:abstractNumId w:val="6"/>
   </w:num>
-  <w:num w:numId="2">
+  <w:num w:numId="2" w16cid:durableId="614555358">
     <w:abstractNumId w:val="9"/>
   </w:num>
-  <w:num w:numId="3">
+  <w:num w:numId="3" w16cid:durableId="370300802">
     <w:abstractNumId w:val="1"/>
   </w:num>
-  <w:num w:numId="4">
+  <w:num w:numId="4" w16cid:durableId="1557669319">
     <w:abstractNumId w:val="0"/>
   </w:num>
-  <w:num w:numId="5">
+  <w:num w:numId="5" w16cid:durableId="1299609914">
     <w:abstractNumId w:val="10"/>
   </w:num>
-  <w:num w:numId="6">
+  <w:num w:numId="6" w16cid:durableId="2112505399">
     <w:abstractNumId w:val="8"/>
   </w:num>
-  <w:num w:numId="7">
+  <w:num w:numId="7" w16cid:durableId="1906841444">
     <w:abstractNumId w:val="5"/>
   </w:num>
-  <w:num w:numId="8">
+  <w:num w:numId="8" w16cid:durableId="422999209">
     <w:abstractNumId w:val="3"/>
   </w:num>
-  <w:num w:numId="9">
+  <w:num w:numId="9" w16cid:durableId="2047101359">
     <w:abstractNumId w:val="2"/>
   </w:num>
-  <w:num w:numId="10">
+  <w:num w:numId="10" w16cid:durableId="322323266">
     <w:abstractNumId w:val="4"/>
   </w:num>
-  <w:num w:numId="11">
+  <w:num w:numId="11" w16cid:durableId="1103569214">
     <w:abstractNumId w:val="7"/>
   </w:num>
 </w:numbering>
 </file>
 
 <file path=word/styles.xml><?xml version="1.0" encoding="utf-8"?>
-<w:styles xmlns:mc="http://schemas.openxmlformats.org/markup-compatibility/2006" xmlns:r="http://schemas.openxmlformats.org/officeDocument/2006/relationships" xmlns:w="http://schemas.openxmlformats.org/wordprocessingml/2006/main" xmlns:w14="http://schemas.microsoft.com/office/word/2010/wordml" xmlns:w15="http://schemas.microsoft.com/office/word/2012/wordml" xmlns:w16cex="http://schemas.microsoft.com/office/word/2018/wordml/cex" xmlns:w16cid="http://schemas.microsoft.com/office/word/2016/wordml/cid" xmlns:w16="http://schemas.microsoft.com/office/word/2018/wordml" xmlns:w16sdtdh="http://schemas.microsoft.com/office/word/2020/wordml/sdtdatahash" xmlns:w16se="http://schemas.microsoft.com/office/word/2015/wordml/symex" mc:Ignorable="w14 w15 w16se w16cid w16 w16cex w16sdtdh">
+<w:styles xmlns:mc="http://schemas.openxmlformats.org/markup-compatibility/2006" xmlns:r="http://schemas.openxmlformats.org/officeDocument/2006/relationships" xmlns:w="http://schemas.openxmlformats.org/wordprocessingml/2006/main" xmlns:w14="http://schemas.microsoft.com/office/word/2010/wordml" xmlns:w15="http://schemas.microsoft.com/office/word/2012/wordml" xmlns:w16cex="http://schemas.microsoft.com/office/word/2018/wordml/cex" xmlns:w16cid="http://schemas.microsoft.com/office/word/2016/wordml/cid" xmlns:w16="http://schemas.microsoft.com/office/word/2018/wordml" xmlns:w16du="http://schemas.microsoft.com/office/word/2023/wordml/word16du" xmlns:w16sdtdh="http://schemas.microsoft.com/office/word/2020/wordml/sdtdatahash" xmlns:w16sdtfl="http://schemas.microsoft.com/office/word/2024/wordml/sdtformatlock" xmlns:w16se="http://schemas.microsoft.com/office/word/2015/wordml/symex" mc:Ignorable="w14 w15 w16se w16cid w16 w16cex w16sdtdh w16sdtfl w16du">
   <w:docDefaults>
     <w:rPrDefault>
       <w:rPr>

--- a/01_MiseEnService/03_ChevilleNAO_01_MiseEnServiceRapide.docx
+++ b/01_MiseEnService/03_ChevilleNAO_01_MiseEnServiceRapide.docx
@@ -572,8 +572,13 @@
         </w:tc>
       </w:tr>
     </w:tbl>
-    <w:p/>
-    <w:p/>
+    <w:p>
+      <w:pPr>
+        <w:tabs>
+          <w:tab w:val="left" w:pos="2570"/>
+        </w:tabs>
+      </w:pPr>
+    </w:p>
     <w:tbl>
       <w:tblPr>
         <w:tblStyle w:val="Grilledutableau"/>
@@ -764,12 +769,10 @@
     </w:tbl>
     <w:p/>
     <w:sectPr>
-      <w:headerReference w:type="even" r:id="rId7"/>
-      <w:headerReference w:type="default" r:id="rId8"/>
-      <w:footerReference w:type="even" r:id="rId9"/>
-      <w:footerReference w:type="default" r:id="rId10"/>
-      <w:headerReference w:type="first" r:id="rId11"/>
-      <w:footerReference w:type="first" r:id="rId12"/>
+      <w:headerReference w:type="default" r:id="rId7"/>
+      <w:footerReference w:type="default" r:id="rId8"/>
+      <w:headerReference w:type="first" r:id="rId9"/>
+      <w:footerReference w:type="first" r:id="rId10"/>
       <w:type w:val="continuous"/>
       <w:pgSz w:w="11906" w:h="16838"/>
       <w:pgMar w:top="1276" w:right="851" w:bottom="992" w:left="851" w:header="709" w:footer="266" w:gutter="0"/>
@@ -807,16 +810,6 @@
 </file>
 
 <file path=word/footer1.xml><?xml version="1.0" encoding="utf-8"?>
-<w:ftr xmlns:wpc="http://schemas.microsoft.com/office/word/2010/wordprocessingCanvas" xmlns:cx="http://schemas.microsoft.com/office/drawing/2014/chartex" xmlns:cx1="http://schemas.microsoft.com/office/drawing/2015/9/8/chartex" xmlns:cx2="http://schemas.microsoft.com/office/drawing/2015/10/21/chartex" xmlns:cx3="http://schemas.microsoft.com/office/drawing/2016/5/9/chartex" xmlns:cx4="http://schemas.microsoft.com/office/drawing/2016/5/10/chartex" xmlns:cx5="http://schemas.microsoft.com/office/drawing/2016/5/11/chartex" xmlns:cx6="http://schemas.microsoft.com/office/drawing/2016/5/12/chartex" xmlns:cx7="http://schemas.microsoft.com/office/drawing/2016/5/13/chartex" xmlns:cx8="http://schemas.microsoft.com/office/drawing/2016/5/14/chartex" xmlns:mc="http://schemas.openxmlformats.org/markup-compatibility/2006" xmlns:aink="http://schemas.microsoft.com/office/drawing/2016/ink" xmlns:am3d="http://schemas.microsoft.com/office/drawing/2017/model3d" xmlns:o="urn:schemas-microsoft-com:office:office" xmlns:oel="http://schemas.microsoft.com/office/2019/extlst" xmlns:r="http://schemas.openxmlformats.org/officeDocument/2006/relationships" xmlns:m="http://schemas.openxmlformats.org/officeDocument/2006/math" xmlns:v="urn:schemas-microsoft-com:vml" xmlns:wp14="http://schemas.microsoft.com/office/word/2010/wordprocessingDrawing" xmlns:wp="http://schemas.openxmlformats.org/drawingml/2006/wordprocessingDrawing" xmlns:w10="urn:schemas-microsoft-com:office:word" xmlns:w="http://schemas.openxmlformats.org/wordprocessingml/2006/main" xmlns:w14="http://schemas.microsoft.com/office/word/2010/wordml" xmlns:w15="http://schemas.microsoft.com/office/word/2012/wordml" xmlns:w16cex="http://schemas.microsoft.com/office/word/2018/wordml/cex" xmlns:w16cid="http://schemas.microsoft.com/office/word/2016/wordml/cid" xmlns:w16="http://schemas.microsoft.com/office/word/2018/wordml" xmlns:w16du="http://schemas.microsoft.com/office/word/2023/wordml/word16du" xmlns:w16sdtdh="http://schemas.microsoft.com/office/word/2020/wordml/sdtdatahash" xmlns:w16sdtfl="http://schemas.microsoft.com/office/word/2024/wordml/sdtformatlock" xmlns:w16se="http://schemas.microsoft.com/office/word/2015/wordml/symex" xmlns:wpg="http://schemas.microsoft.com/office/word/2010/wordprocessingGroup" xmlns:wpi="http://schemas.microsoft.com/office/word/2010/wordprocessingInk" xmlns:wne="http://schemas.microsoft.com/office/word/2006/wordml" xmlns:wps="http://schemas.microsoft.com/office/word/2010/wordprocessingShape" mc:Ignorable="w14 w15 w16se w16cid w16 w16cex w16sdtdh w16sdtfl w16du wp14">
-  <w:p>
-    <w:pPr>
-      <w:pStyle w:val="Pieddepage"/>
-    </w:pPr>
-  </w:p>
-</w:ftr>
-</file>
-
-<file path=word/footer2.xml><?xml version="1.0" encoding="utf-8"?>
 <w:ftr xmlns:wpc="http://schemas.microsoft.com/office/word/2010/wordprocessingCanvas" xmlns:cx="http://schemas.microsoft.com/office/drawing/2014/chartex" xmlns:cx1="http://schemas.microsoft.com/office/drawing/2015/9/8/chartex" xmlns:cx2="http://schemas.microsoft.com/office/drawing/2015/10/21/chartex" xmlns:cx3="http://schemas.microsoft.com/office/drawing/2016/5/9/chartex" xmlns:cx4="http://schemas.microsoft.com/office/drawing/2016/5/10/chartex" xmlns:cx5="http://schemas.microsoft.com/office/drawing/2016/5/11/chartex" xmlns:cx6="http://schemas.microsoft.com/office/drawing/2016/5/12/chartex" xmlns:cx7="http://schemas.microsoft.com/office/drawing/2016/5/13/chartex" xmlns:cx8="http://schemas.microsoft.com/office/drawing/2016/5/14/chartex" xmlns:mc="http://schemas.openxmlformats.org/markup-compatibility/2006" xmlns:aink="http://schemas.microsoft.com/office/drawing/2016/ink" xmlns:am3d="http://schemas.microsoft.com/office/drawing/2017/model3d" xmlns:o="urn:schemas-microsoft-com:office:office" xmlns:oel="http://schemas.microsoft.com/office/2019/extlst" xmlns:r="http://schemas.openxmlformats.org/officeDocument/2006/relationships" xmlns:m="http://schemas.openxmlformats.org/officeDocument/2006/math" xmlns:v="urn:schemas-microsoft-com:vml" xmlns:wp14="http://schemas.microsoft.com/office/word/2010/wordprocessingDrawing" xmlns:wp="http://schemas.openxmlformats.org/drawingml/2006/wordprocessingDrawing" xmlns:w10="urn:schemas-microsoft-com:office:word" xmlns:w="http://schemas.openxmlformats.org/wordprocessingml/2006/main" xmlns:w14="http://schemas.microsoft.com/office/word/2010/wordml" xmlns:w15="http://schemas.microsoft.com/office/word/2012/wordml" xmlns:w16cex="http://schemas.microsoft.com/office/word/2018/wordml/cex" xmlns:w16cid="http://schemas.microsoft.com/office/word/2016/wordml/cid" xmlns:w16="http://schemas.microsoft.com/office/word/2018/wordml" xmlns:w16du="http://schemas.microsoft.com/office/word/2023/wordml/word16du" xmlns:w16sdtdh="http://schemas.microsoft.com/office/word/2020/wordml/sdtdatahash" xmlns:w16sdtfl="http://schemas.microsoft.com/office/word/2024/wordml/sdtformatlock" xmlns:w16se="http://schemas.microsoft.com/office/word/2015/wordml/symex" xmlns:wpg="http://schemas.microsoft.com/office/word/2010/wordprocessingGroup" xmlns:wpi="http://schemas.microsoft.com/office/word/2010/wordprocessingInk" xmlns:wne="http://schemas.microsoft.com/office/word/2006/wordml" xmlns:wps="http://schemas.microsoft.com/office/word/2010/wordprocessingShape" mc:Ignorable="w14 w15 w16se w16cid w16 w16cex w16sdtdh w16sdtfl w16du wp14">
   <w:tbl>
     <w:tblPr>
@@ -976,7 +969,7 @@
 </w:ftr>
 </file>
 
-<file path=word/footer3.xml><?xml version="1.0" encoding="utf-8"?>
+<file path=word/footer2.xml><?xml version="1.0" encoding="utf-8"?>
 <w:ftr xmlns:wpc="http://schemas.microsoft.com/office/word/2010/wordprocessingCanvas" xmlns:cx="http://schemas.microsoft.com/office/drawing/2014/chartex" xmlns:cx1="http://schemas.microsoft.com/office/drawing/2015/9/8/chartex" xmlns:cx2="http://schemas.microsoft.com/office/drawing/2015/10/21/chartex" xmlns:cx3="http://schemas.microsoft.com/office/drawing/2016/5/9/chartex" xmlns:cx4="http://schemas.microsoft.com/office/drawing/2016/5/10/chartex" xmlns:cx5="http://schemas.microsoft.com/office/drawing/2016/5/11/chartex" xmlns:cx6="http://schemas.microsoft.com/office/drawing/2016/5/12/chartex" xmlns:cx7="http://schemas.microsoft.com/office/drawing/2016/5/13/chartex" xmlns:cx8="http://schemas.microsoft.com/office/drawing/2016/5/14/chartex" xmlns:mc="http://schemas.openxmlformats.org/markup-compatibility/2006" xmlns:aink="http://schemas.microsoft.com/office/drawing/2016/ink" xmlns:am3d="http://schemas.microsoft.com/office/drawing/2017/model3d" xmlns:o="urn:schemas-microsoft-com:office:office" xmlns:oel="http://schemas.microsoft.com/office/2019/extlst" xmlns:r="http://schemas.openxmlformats.org/officeDocument/2006/relationships" xmlns:m="http://schemas.openxmlformats.org/officeDocument/2006/math" xmlns:v="urn:schemas-microsoft-com:vml" xmlns:wp14="http://schemas.microsoft.com/office/word/2010/wordprocessingDrawing" xmlns:wp="http://schemas.openxmlformats.org/drawingml/2006/wordprocessingDrawing" xmlns:w10="urn:schemas-microsoft-com:office:word" xmlns:w="http://schemas.openxmlformats.org/wordprocessingml/2006/main" xmlns:w14="http://schemas.microsoft.com/office/word/2010/wordml" xmlns:w15="http://schemas.microsoft.com/office/word/2012/wordml" xmlns:w16cex="http://schemas.microsoft.com/office/word/2018/wordml/cex" xmlns:w16cid="http://schemas.microsoft.com/office/word/2016/wordml/cid" xmlns:w16="http://schemas.microsoft.com/office/word/2018/wordml" xmlns:w16du="http://schemas.microsoft.com/office/word/2023/wordml/word16du" xmlns:w16sdtdh="http://schemas.microsoft.com/office/word/2020/wordml/sdtdatahash" xmlns:w16sdtfl="http://schemas.microsoft.com/office/word/2024/wordml/sdtformatlock" xmlns:w16se="http://schemas.microsoft.com/office/word/2015/wordml/symex" xmlns:wpg="http://schemas.microsoft.com/office/word/2010/wordprocessingGroup" xmlns:wpi="http://schemas.microsoft.com/office/word/2010/wordprocessingInk" xmlns:wne="http://schemas.microsoft.com/office/word/2006/wordml" xmlns:wps="http://schemas.microsoft.com/office/word/2010/wordprocessingShape" mc:Ignorable="w14 w15 w16se w16cid w16 w16cex w16sdtdh w16sdtfl w16du wp14">
   <w:tbl>
     <w:tblPr>
@@ -1143,16 +1136,6 @@
 </file>
 
 <file path=word/header1.xml><?xml version="1.0" encoding="utf-8"?>
-<w:hdr xmlns:wpc="http://schemas.microsoft.com/office/word/2010/wordprocessingCanvas" xmlns:cx="http://schemas.microsoft.com/office/drawing/2014/chartex" xmlns:cx1="http://schemas.microsoft.com/office/drawing/2015/9/8/chartex" xmlns:cx2="http://schemas.microsoft.com/office/drawing/2015/10/21/chartex" xmlns:cx3="http://schemas.microsoft.com/office/drawing/2016/5/9/chartex" xmlns:cx4="http://schemas.microsoft.com/office/drawing/2016/5/10/chartex" xmlns:cx5="http://schemas.microsoft.com/office/drawing/2016/5/11/chartex" xmlns:cx6="http://schemas.microsoft.com/office/drawing/2016/5/12/chartex" xmlns:cx7="http://schemas.microsoft.com/office/drawing/2016/5/13/chartex" xmlns:cx8="http://schemas.microsoft.com/office/drawing/2016/5/14/chartex" xmlns:mc="http://schemas.openxmlformats.org/markup-compatibility/2006" xmlns:aink="http://schemas.microsoft.com/office/drawing/2016/ink" xmlns:am3d="http://schemas.microsoft.com/office/drawing/2017/model3d" xmlns:o="urn:schemas-microsoft-com:office:office" xmlns:oel="http://schemas.microsoft.com/office/2019/extlst" xmlns:r="http://schemas.openxmlformats.org/officeDocument/2006/relationships" xmlns:m="http://schemas.openxmlformats.org/officeDocument/2006/math" xmlns:v="urn:schemas-microsoft-com:vml" xmlns:wp14="http://schemas.microsoft.com/office/word/2010/wordprocessingDrawing" xmlns:wp="http://schemas.openxmlformats.org/drawingml/2006/wordprocessingDrawing" xmlns:w10="urn:schemas-microsoft-com:office:word" xmlns:w="http://schemas.openxmlformats.org/wordprocessingml/2006/main" xmlns:w14="http://schemas.microsoft.com/office/word/2010/wordml" xmlns:w15="http://schemas.microsoft.com/office/word/2012/wordml" xmlns:w16cex="http://schemas.microsoft.com/office/word/2018/wordml/cex" xmlns:w16cid="http://schemas.microsoft.com/office/word/2016/wordml/cid" xmlns:w16="http://schemas.microsoft.com/office/word/2018/wordml" xmlns:w16du="http://schemas.microsoft.com/office/word/2023/wordml/word16du" xmlns:w16sdtdh="http://schemas.microsoft.com/office/word/2020/wordml/sdtdatahash" xmlns:w16sdtfl="http://schemas.microsoft.com/office/word/2024/wordml/sdtformatlock" xmlns:w16se="http://schemas.microsoft.com/office/word/2015/wordml/symex" xmlns:wpg="http://schemas.microsoft.com/office/word/2010/wordprocessingGroup" xmlns:wpi="http://schemas.microsoft.com/office/word/2010/wordprocessingInk" xmlns:wne="http://schemas.microsoft.com/office/word/2006/wordml" xmlns:wps="http://schemas.microsoft.com/office/word/2010/wordprocessingShape" mc:Ignorable="w14 w15 w16se w16cid w16 w16cex w16sdtdh w16sdtfl w16du wp14">
-  <w:p>
-    <w:pPr>
-      <w:pStyle w:val="En-tte"/>
-    </w:pPr>
-  </w:p>
-</w:hdr>
-</file>
-
-<file path=word/header2.xml><?xml version="1.0" encoding="utf-8"?>
 <w:hdr xmlns:wpc="http://schemas.microsoft.com/office/word/2010/wordprocessingCanvas" xmlns:cx="http://schemas.microsoft.com/office/drawing/2014/chartex" xmlns:cx1="http://schemas.microsoft.com/office/drawing/2015/9/8/chartex" xmlns:cx2="http://schemas.microsoft.com/office/drawing/2015/10/21/chartex" xmlns:cx3="http://schemas.microsoft.com/office/drawing/2016/5/9/chartex" xmlns:cx4="http://schemas.microsoft.com/office/drawing/2016/5/10/chartex" xmlns:cx5="http://schemas.microsoft.com/office/drawing/2016/5/11/chartex" xmlns:cx6="http://schemas.microsoft.com/office/drawing/2016/5/12/chartex" xmlns:cx7="http://schemas.microsoft.com/office/drawing/2016/5/13/chartex" xmlns:cx8="http://schemas.microsoft.com/office/drawing/2016/5/14/chartex" xmlns:mc="http://schemas.openxmlformats.org/markup-compatibility/2006" xmlns:aink="http://schemas.microsoft.com/office/drawing/2016/ink" xmlns:am3d="http://schemas.microsoft.com/office/drawing/2017/model3d" xmlns:o="urn:schemas-microsoft-com:office:office" xmlns:oel="http://schemas.microsoft.com/office/2019/extlst" xmlns:r="http://schemas.openxmlformats.org/officeDocument/2006/relationships" xmlns:m="http://schemas.openxmlformats.org/officeDocument/2006/math" xmlns:v="urn:schemas-microsoft-com:vml" xmlns:wp14="http://schemas.microsoft.com/office/word/2010/wordprocessingDrawing" xmlns:wp="http://schemas.openxmlformats.org/drawingml/2006/wordprocessingDrawing" xmlns:w10="urn:schemas-microsoft-com:office:word" xmlns:w="http://schemas.openxmlformats.org/wordprocessingml/2006/main" xmlns:w14="http://schemas.microsoft.com/office/word/2010/wordml" xmlns:w15="http://schemas.microsoft.com/office/word/2012/wordml" xmlns:w16cex="http://schemas.microsoft.com/office/word/2018/wordml/cex" xmlns:w16cid="http://schemas.microsoft.com/office/word/2016/wordml/cid" xmlns:w16="http://schemas.microsoft.com/office/word/2018/wordml" xmlns:w16du="http://schemas.microsoft.com/office/word/2023/wordml/word16du" xmlns:w16sdtdh="http://schemas.microsoft.com/office/word/2020/wordml/sdtdatahash" xmlns:w16sdtfl="http://schemas.microsoft.com/office/word/2024/wordml/sdtformatlock" xmlns:w16se="http://schemas.microsoft.com/office/word/2015/wordml/symex" xmlns:wpg="http://schemas.microsoft.com/office/word/2010/wordprocessingGroup" xmlns:wpi="http://schemas.microsoft.com/office/word/2010/wordprocessingInk" xmlns:wne="http://schemas.microsoft.com/office/word/2006/wordml" xmlns:wps="http://schemas.microsoft.com/office/word/2010/wordprocessingShape" mc:Ignorable="w14 w15 w16se w16cid w16 w16cex w16sdtdh w16sdtfl w16du wp14">
   <w:tbl>
     <w:tblPr>
@@ -1341,7 +1324,7 @@
 </w:hdr>
 </file>
 
-<file path=word/header3.xml><?xml version="1.0" encoding="utf-8"?>
+<file path=word/header2.xml><?xml version="1.0" encoding="utf-8"?>
 <w:hdr xmlns:wpc="http://schemas.microsoft.com/office/word/2010/wordprocessingCanvas" xmlns:cx="http://schemas.microsoft.com/office/drawing/2014/chartex" xmlns:cx1="http://schemas.microsoft.com/office/drawing/2015/9/8/chartex" xmlns:cx2="http://schemas.microsoft.com/office/drawing/2015/10/21/chartex" xmlns:cx3="http://schemas.microsoft.com/office/drawing/2016/5/9/chartex" xmlns:cx4="http://schemas.microsoft.com/office/drawing/2016/5/10/chartex" xmlns:cx5="http://schemas.microsoft.com/office/drawing/2016/5/11/chartex" xmlns:cx6="http://schemas.microsoft.com/office/drawing/2016/5/12/chartex" xmlns:cx7="http://schemas.microsoft.com/office/drawing/2016/5/13/chartex" xmlns:cx8="http://schemas.microsoft.com/office/drawing/2016/5/14/chartex" xmlns:mc="http://schemas.openxmlformats.org/markup-compatibility/2006" xmlns:aink="http://schemas.microsoft.com/office/drawing/2016/ink" xmlns:am3d="http://schemas.microsoft.com/office/drawing/2017/model3d" xmlns:o="urn:schemas-microsoft-com:office:office" xmlns:oel="http://schemas.microsoft.com/office/2019/extlst" xmlns:r="http://schemas.openxmlformats.org/officeDocument/2006/relationships" xmlns:m="http://schemas.openxmlformats.org/officeDocument/2006/math" xmlns:v="urn:schemas-microsoft-com:vml" xmlns:wp14="http://schemas.microsoft.com/office/word/2010/wordprocessingDrawing" xmlns:wp="http://schemas.openxmlformats.org/drawingml/2006/wordprocessingDrawing" xmlns:w10="urn:schemas-microsoft-com:office:word" xmlns:w="http://schemas.openxmlformats.org/wordprocessingml/2006/main" xmlns:w14="http://schemas.microsoft.com/office/word/2010/wordml" xmlns:w15="http://schemas.microsoft.com/office/word/2012/wordml" xmlns:w16cex="http://schemas.microsoft.com/office/word/2018/wordml/cex" xmlns:w16cid="http://schemas.microsoft.com/office/word/2016/wordml/cid" xmlns:w16="http://schemas.microsoft.com/office/word/2018/wordml" xmlns:w16du="http://schemas.microsoft.com/office/word/2023/wordml/word16du" xmlns:w16sdtdh="http://schemas.microsoft.com/office/word/2020/wordml/sdtdatahash" xmlns:w16sdtfl="http://schemas.microsoft.com/office/word/2024/wordml/sdtformatlock" xmlns:w16se="http://schemas.microsoft.com/office/word/2015/wordml/symex" xmlns:wpg="http://schemas.microsoft.com/office/word/2010/wordprocessingGroup" xmlns:wpi="http://schemas.microsoft.com/office/word/2010/wordprocessingInk" xmlns:wne="http://schemas.microsoft.com/office/word/2006/wordml" xmlns:wps="http://schemas.microsoft.com/office/word/2010/wordprocessingShape" mc:Ignorable="w14 w15 w16se w16cid w16 w16cex w16sdtdh w16sdtfl w16du wp14">
   <w:tbl>
     <w:tblPr>
@@ -2550,6 +2533,121 @@
     </w:lvl>
   </w:abstractNum>
   <w:abstractNum w:abstractNumId="9" w15:restartNumberingAfterBreak="0">
+    <w:nsid w:val="5FE52E27"/>
+    <w:multiLevelType w:val="hybridMultilevel"/>
+    <w:tmpl w:val="243ECAF8"/>
+    <w:lvl w:ilvl="0" w:tplc="23EECDC6">
+      <w:start w:val="1"/>
+      <w:numFmt w:val="bullet"/>
+      <w:lvlText w:val="∎"/>
+      <w:lvlJc w:val="left"/>
+      <w:pPr>
+        <w:ind w:left="720" w:hanging="360"/>
+      </w:pPr>
+      <w:rPr>
+        <w:rFonts w:ascii="Cambria" w:hAnsi="Cambria" w:hint="default"/>
+        <w:color w:val="002060"/>
+        <w:sz w:val="16"/>
+      </w:rPr>
+    </w:lvl>
+    <w:lvl w:ilvl="1" w:tplc="040C0003" w:tentative="1">
+      <w:start w:val="1"/>
+      <w:numFmt w:val="bullet"/>
+      <w:lvlText w:val="o"/>
+      <w:lvlJc w:val="left"/>
+      <w:pPr>
+        <w:ind w:left="1440" w:hanging="360"/>
+      </w:pPr>
+      <w:rPr>
+        <w:rFonts w:ascii="Courier New" w:hAnsi="Courier New" w:cs="Courier New" w:hint="default"/>
+      </w:rPr>
+    </w:lvl>
+    <w:lvl w:ilvl="2" w:tplc="040C0005" w:tentative="1">
+      <w:start w:val="1"/>
+      <w:numFmt w:val="bullet"/>
+      <w:lvlText w:val=""/>
+      <w:lvlJc w:val="left"/>
+      <w:pPr>
+        <w:ind w:left="2160" w:hanging="360"/>
+      </w:pPr>
+      <w:rPr>
+        <w:rFonts w:ascii="Wingdings" w:hAnsi="Wingdings" w:hint="default"/>
+      </w:rPr>
+    </w:lvl>
+    <w:lvl w:ilvl="3" w:tplc="040C0001" w:tentative="1">
+      <w:start w:val="1"/>
+      <w:numFmt w:val="bullet"/>
+      <w:lvlText w:val=""/>
+      <w:lvlJc w:val="left"/>
+      <w:pPr>
+        <w:ind w:left="2880" w:hanging="360"/>
+      </w:pPr>
+      <w:rPr>
+        <w:rFonts w:ascii="Symbol" w:hAnsi="Symbol" w:hint="default"/>
+      </w:rPr>
+    </w:lvl>
+    <w:lvl w:ilvl="4" w:tplc="040C0003" w:tentative="1">
+      <w:start w:val="1"/>
+      <w:numFmt w:val="bullet"/>
+      <w:lvlText w:val="o"/>
+      <w:lvlJc w:val="left"/>
+      <w:pPr>
+        <w:ind w:left="3600" w:hanging="360"/>
+      </w:pPr>
+      <w:rPr>
+        <w:rFonts w:ascii="Courier New" w:hAnsi="Courier New" w:cs="Courier New" w:hint="default"/>
+      </w:rPr>
+    </w:lvl>
+    <w:lvl w:ilvl="5" w:tplc="040C0005" w:tentative="1">
+      <w:start w:val="1"/>
+      <w:numFmt w:val="bullet"/>
+      <w:lvlText w:val=""/>
+      <w:lvlJc w:val="left"/>
+      <w:pPr>
+        <w:ind w:left="4320" w:hanging="360"/>
+      </w:pPr>
+      <w:rPr>
+        <w:rFonts w:ascii="Wingdings" w:hAnsi="Wingdings" w:hint="default"/>
+      </w:rPr>
+    </w:lvl>
+    <w:lvl w:ilvl="6" w:tplc="040C0001" w:tentative="1">
+      <w:start w:val="1"/>
+      <w:numFmt w:val="bullet"/>
+      <w:lvlText w:val=""/>
+      <w:lvlJc w:val="left"/>
+      <w:pPr>
+        <w:ind w:left="5040" w:hanging="360"/>
+      </w:pPr>
+      <w:rPr>
+        <w:rFonts w:ascii="Symbol" w:hAnsi="Symbol" w:hint="default"/>
+      </w:rPr>
+    </w:lvl>
+    <w:lvl w:ilvl="7" w:tplc="040C0003" w:tentative="1">
+      <w:start w:val="1"/>
+      <w:numFmt w:val="bullet"/>
+      <w:lvlText w:val="o"/>
+      <w:lvlJc w:val="left"/>
+      <w:pPr>
+        <w:ind w:left="5760" w:hanging="360"/>
+      </w:pPr>
+      <w:rPr>
+        <w:rFonts w:ascii="Courier New" w:hAnsi="Courier New" w:cs="Courier New" w:hint="default"/>
+      </w:rPr>
+    </w:lvl>
+    <w:lvl w:ilvl="8" w:tplc="040C0005" w:tentative="1">
+      <w:start w:val="1"/>
+      <w:numFmt w:val="bullet"/>
+      <w:lvlText w:val=""/>
+      <w:lvlJc w:val="left"/>
+      <w:pPr>
+        <w:ind w:left="6480" w:hanging="360"/>
+      </w:pPr>
+      <w:rPr>
+        <w:rFonts w:ascii="Wingdings" w:hAnsi="Wingdings" w:hint="default"/>
+      </w:rPr>
+    </w:lvl>
+  </w:abstractNum>
+  <w:abstractNum w:abstractNumId="10" w15:restartNumberingAfterBreak="0">
     <w:nsid w:val="6F7A7DAA"/>
     <w:multiLevelType w:val="hybridMultilevel"/>
     <w:tmpl w:val="8FFAED64"/>
@@ -2664,7 +2762,7 @@
       </w:rPr>
     </w:lvl>
   </w:abstractNum>
-  <w:abstractNum w:abstractNumId="10" w15:restartNumberingAfterBreak="0">
+  <w:abstractNum w:abstractNumId="11" w15:restartNumberingAfterBreak="0">
     <w:nsid w:val="724752FE"/>
     <w:multiLevelType w:val="hybridMultilevel"/>
     <w:tmpl w:val="9056B8A4"/>
@@ -2759,7 +2857,7 @@
     <w:abstractNumId w:val="6"/>
   </w:num>
   <w:num w:numId="2" w16cid:durableId="614555358">
-    <w:abstractNumId w:val="9"/>
+    <w:abstractNumId w:val="10"/>
   </w:num>
   <w:num w:numId="3" w16cid:durableId="370300802">
     <w:abstractNumId w:val="1"/>
@@ -2768,7 +2866,7 @@
     <w:abstractNumId w:val="0"/>
   </w:num>
   <w:num w:numId="5" w16cid:durableId="1299609914">
-    <w:abstractNumId w:val="10"/>
+    <w:abstractNumId w:val="11"/>
   </w:num>
   <w:num w:numId="6" w16cid:durableId="2112505399">
     <w:abstractNumId w:val="8"/>
@@ -2787,6 +2885,9 @@
   </w:num>
   <w:num w:numId="11" w16cid:durableId="1103569214">
     <w:abstractNumId w:val="7"/>
+  </w:num>
+  <w:num w:numId="12" w16cid:durableId="627274354">
+    <w:abstractNumId w:val="9"/>
   </w:num>
 </w:numbering>
 </file>
